--- a/data/revised_2026-10_full/outputs/v2/Core_Mathematics/SS2.4_Trigonometry_1/Core_Mathematics_Trigonometry_1_CBE_LessonSequence.docx
+++ b/data/revised_2026-10_full/outputs/v2/Core_Mathematics/SS2.4_Trigonometry_1/Core_Mathematics_Trigonometry_1_CBE_LessonSequence.docx
@@ -2538,7 +2538,7 @@
         </w:rPr>
         <w:t xml:space="preserve">© 2026 SeaVuria and ARES. This work is licensed under a </w:t>
       </w:r>
-      <w:hyperlink w:history="1" r:id="rIdufga6pcv0dl23hgfovxua">
+      <w:hyperlink w:history="1" r:id="rIdib8xhghlankstiudutdhr">
         <w:r>
           <w:rPr>
             <w:rFonts w:ascii="Arial" w:cs="Arial" w:eastAsia="Arial" w:hAnsi="Arial"/>
@@ -2558,7 +2558,7 @@
         </w:rPr>
         <w:t xml:space="preserve"> (</w:t>
       </w:r>
-      <w:hyperlink w:history="1" r:id="rIdbsc3hugsbavjprjeakout">
+      <w:hyperlink w:history="1" r:id="rIdevy9j4hgd8swpfkkvvfqk">
         <w:r>
           <w:rPr>
             <w:rFonts w:ascii="Arial" w:cs="Arial" w:eastAsia="Arial" w:hAnsi="Arial"/>
@@ -2578,7 +2578,7 @@
         </w:rPr>
         <w:t xml:space="preserve">). To view a copy of this license, visit </w:t>
       </w:r>
-      <w:hyperlink w:history="1" r:id="rIdcytic-btdh4sso-lpfqjm">
+      <w:hyperlink w:history="1" r:id="rId3dhxqienfz7xbjjby70py">
         <w:r>
           <w:rPr>
             <w:rFonts w:ascii="Arial" w:cs="Arial" w:eastAsia="Arial" w:hAnsi="Arial"/>
@@ -3617,7 +3617,7 @@
             <w:pPr>
               <w:spacing w:after="20" w:before="0"/>
             </w:pPr>
-            <w:hyperlink w:history="1" r:id="rIdqblyjhf1lymngqvnl1lci">
+            <w:hyperlink w:history="1" r:id="rIdmpad85lcsuusaw5smha8d">
               <w:r>
                 <w:rPr>
                   <w:rFonts w:ascii="Arial" w:cs="Arial" w:eastAsia="Arial" w:hAnsi="Arial"/>
@@ -3650,7 +3650,7 @@
               <w:spacing w:after="10" w:before="0"/>
               <w:ind w:left="120"/>
             </w:pPr>
-            <w:hyperlink w:history="1" r:id="rIdfml2gvqdo5seb1_ddzpdx">
+            <w:hyperlink w:history="1" r:id="rId-uoy8ol1514obc_p7j15v">
               <w:r>
                 <w:rPr>
                   <w:rFonts w:ascii="Arial" w:cs="Arial" w:eastAsia="Arial" w:hAnsi="Arial"/>
@@ -3695,7 +3695,7 @@
             <w:pPr>
               <w:spacing w:after="20" w:before="0"/>
             </w:pPr>
-            <w:hyperlink w:history="1" r:id="rIdxh9bjncigiwexrx8jmxhv">
+            <w:hyperlink w:history="1" r:id="rIdqqspaqs1kd-mrewxh3ggb">
               <w:r>
                 <w:rPr>
                   <w:rFonts w:ascii="Arial" w:cs="Arial" w:eastAsia="Arial" w:hAnsi="Arial"/>
@@ -3728,7 +3728,7 @@
               <w:spacing w:after="10" w:before="0"/>
               <w:ind w:left="120"/>
             </w:pPr>
-            <w:hyperlink w:history="1" r:id="rId-wolvzclms6lsl9enu8th">
+            <w:hyperlink w:history="1" r:id="rIdct9tszel5zbdvqdvoshmx">
               <w:r>
                 <w:rPr>
                   <w:rFonts w:ascii="Arial" w:cs="Arial" w:eastAsia="Arial" w:hAnsi="Arial"/>
@@ -3928,7 +3928,7 @@
             <w:pPr>
               <w:spacing w:after="20" w:before="0"/>
             </w:pPr>
-            <w:hyperlink w:history="1" r:id="rIdmntx1mr7t_riowdviaue4">
+            <w:hyperlink w:history="1" r:id="rIdmdgv6rbcpxued21dujjwn">
               <w:r>
                 <w:rPr>
                   <w:rFonts w:ascii="Arial" w:cs="Arial" w:eastAsia="Arial" w:hAnsi="Arial"/>
@@ -3961,7 +3961,7 @@
               <w:spacing w:after="10" w:before="0"/>
               <w:ind w:left="120"/>
             </w:pPr>
-            <w:hyperlink w:history="1" r:id="rIdaxftn5j7zpwculu6jajl7">
+            <w:hyperlink w:history="1" r:id="rIdg3boe9n36mf96nefcebgi">
               <w:r>
                 <w:rPr>
                   <w:rFonts w:ascii="Arial" w:cs="Arial" w:eastAsia="Arial" w:hAnsi="Arial"/>
@@ -4006,7 +4006,7 @@
             <w:pPr>
               <w:spacing w:after="20" w:before="0"/>
             </w:pPr>
-            <w:hyperlink w:history="1" r:id="rIdoypkfefogmfrerdksiyg6">
+            <w:hyperlink w:history="1" r:id="rIdb8b7nsww2onx9pdvfaq5f">
               <w:r>
                 <w:rPr>
                   <w:rFonts w:ascii="Arial" w:cs="Arial" w:eastAsia="Arial" w:hAnsi="Arial"/>
@@ -4039,7 +4039,7 @@
               <w:spacing w:after="10" w:before="0"/>
               <w:ind w:left="120"/>
             </w:pPr>
-            <w:hyperlink w:history="1" r:id="rIdhmhpfub8u8wfz35fviji1">
+            <w:hyperlink w:history="1" r:id="rIdawwq-erslvmwfmd-o6kzd">
               <w:r>
                 <w:rPr>
                   <w:rFonts w:ascii="Arial" w:cs="Arial" w:eastAsia="Arial" w:hAnsi="Arial"/>
@@ -4319,7 +4319,7 @@
             <w:pPr>
               <w:spacing w:after="20" w:before="0"/>
             </w:pPr>
-            <w:hyperlink w:history="1" r:id="rId-bgnw3xnemanjy6nc0s3d">
+            <w:hyperlink w:history="1" r:id="rIdke58jsmcchlwjfuqmxouo">
               <w:r>
                 <w:rPr>
                   <w:rFonts w:ascii="Arial" w:cs="Arial" w:eastAsia="Arial" w:hAnsi="Arial"/>
@@ -4352,7 +4352,7 @@
               <w:spacing w:after="10" w:before="0"/>
               <w:ind w:left="120"/>
             </w:pPr>
-            <w:hyperlink w:history="1" r:id="rIdgjms-r8hnvc4ig5y0c8ju">
+            <w:hyperlink w:history="1" r:id="rIdijfgkupiuo5_plsr2xcoh">
               <w:r>
                 <w:rPr>
                   <w:rFonts w:ascii="Arial" w:cs="Arial" w:eastAsia="Arial" w:hAnsi="Arial"/>
@@ -4397,7 +4397,7 @@
             <w:pPr>
               <w:spacing w:after="20" w:before="0"/>
             </w:pPr>
-            <w:hyperlink w:history="1" r:id="rIdeatf-z9toynh0qt605gsi">
+            <w:hyperlink w:history="1" r:id="rIdzwontkrfxkwqzzxagfs92">
               <w:r>
                 <w:rPr>
                   <w:rFonts w:ascii="Arial" w:cs="Arial" w:eastAsia="Arial" w:hAnsi="Arial"/>
@@ -4446,7 +4446,7 @@
               <w:spacing w:after="10" w:before="0"/>
               <w:ind w:left="120"/>
             </w:pPr>
-            <w:hyperlink w:history="1" r:id="rIdgdtnr7y7u0hz5mbptrk35">
+            <w:hyperlink w:history="1" r:id="rIda3kcw_ghdqg_lvogfa6dz">
               <w:r>
                 <w:rPr>
                   <w:rFonts w:ascii="Arial" w:cs="Arial" w:eastAsia="Arial" w:hAnsi="Arial"/>
@@ -4646,7 +4646,7 @@
             <w:pPr>
               <w:spacing w:after="20" w:before="0"/>
             </w:pPr>
-            <w:hyperlink w:history="1" r:id="rId61qyo4es7avwkdwd3-6gs">
+            <w:hyperlink w:history="1" r:id="rIdnoswntyuptm3-o6h9mrbd">
               <w:r>
                 <w:rPr>
                   <w:rFonts w:ascii="Arial" w:cs="Arial" w:eastAsia="Arial" w:hAnsi="Arial"/>
@@ -4679,7 +4679,7 @@
               <w:spacing w:after="10" w:before="0"/>
               <w:ind w:left="120"/>
             </w:pPr>
-            <w:hyperlink w:history="1" r:id="rIdmv2y8le8qqjg3jybr1hi2">
+            <w:hyperlink w:history="1" r:id="rIdzsflgldkihxweo0k71hiu">
               <w:r>
                 <w:rPr>
                   <w:rFonts w:ascii="Arial" w:cs="Arial" w:eastAsia="Arial" w:hAnsi="Arial"/>
@@ -4724,7 +4724,7 @@
             <w:pPr>
               <w:spacing w:after="20" w:before="0"/>
             </w:pPr>
-            <w:hyperlink w:history="1" r:id="rId7qvnfysbcxc48-w_0p04d">
+            <w:hyperlink w:history="1" r:id="rIdn3zdlj_79otlrvtyhlbug">
               <w:r>
                 <w:rPr>
                   <w:rFonts w:ascii="Arial" w:cs="Arial" w:eastAsia="Arial" w:hAnsi="Arial"/>
@@ -4773,7 +4773,7 @@
               <w:spacing w:after="10" w:before="0"/>
               <w:ind w:left="120"/>
             </w:pPr>
-            <w:hyperlink w:history="1" r:id="rIdv-doyh2myfaba-euqy_2g">
+            <w:hyperlink w:history="1" r:id="rIdb6z-xu_rmr95dj9tawfpw">
               <w:r>
                 <w:rPr>
                   <w:rFonts w:ascii="Arial" w:cs="Arial" w:eastAsia="Arial" w:hAnsi="Arial"/>
@@ -4973,7 +4973,7 @@
             <w:pPr>
               <w:spacing w:after="20" w:before="0"/>
             </w:pPr>
-            <w:hyperlink w:history="1" r:id="rIdvjl5okp3rfjmtmd0wnx7j">
+            <w:hyperlink w:history="1" r:id="rId_bycwxjp1tbzb6jurwfpe">
               <w:r>
                 <w:rPr>
                   <w:rFonts w:ascii="Arial" w:cs="Arial" w:eastAsia="Arial" w:hAnsi="Arial"/>
@@ -5006,7 +5006,7 @@
               <w:spacing w:after="10" w:before="0"/>
               <w:ind w:left="120"/>
             </w:pPr>
-            <w:hyperlink w:history="1" r:id="rIdfywwbxfjwqaxcmsrqbpst">
+            <w:hyperlink w:history="1" r:id="rId4z8yfs4cubb88jswgsmmu">
               <w:r>
                 <w:rPr>
                   <w:rFonts w:ascii="Arial" w:cs="Arial" w:eastAsia="Arial" w:hAnsi="Arial"/>
@@ -5051,7 +5051,7 @@
             <w:pPr>
               <w:spacing w:after="20" w:before="0"/>
             </w:pPr>
-            <w:hyperlink w:history="1" r:id="rIdemma2x-ldzfvymh2-y7rs">
+            <w:hyperlink w:history="1" r:id="rId8tftrlgwiotdcwbxvqrjl">
               <w:r>
                 <w:rPr>
                   <w:rFonts w:ascii="Arial" w:cs="Arial" w:eastAsia="Arial" w:hAnsi="Arial"/>
@@ -5100,7 +5100,7 @@
               <w:spacing w:after="10" w:before="0"/>
               <w:ind w:left="120"/>
             </w:pPr>
-            <w:hyperlink w:history="1" r:id="rIdih2hgdufr6ckj7ashswpl">
+            <w:hyperlink w:history="1" r:id="rIdntbetgjchbt0ajjqspsdl">
               <w:r>
                 <w:rPr>
                   <w:rFonts w:ascii="Arial" w:cs="Arial" w:eastAsia="Arial" w:hAnsi="Arial"/>
@@ -5625,7 +5625,7 @@
         </w:rPr>
         <w:t xml:space="preserve">© 2026 SeaVuria and ARES. Aligned with KICD objectives. Developed by SeaVuria; technical implementation by ARES (with AI assistance from Claude). Licensed under </w:t>
       </w:r>
-      <w:hyperlink w:history="1" r:id="rIdg5j6cta1izulsaxl631c7">
+      <w:hyperlink w:history="1" r:id="rIdfhb-xcyrsgsopzcoqkcdj">
         <w:r>
           <w:rPr>
             <w:rFonts w:ascii="Arial" w:cs="Arial" w:eastAsia="Arial" w:hAnsi="Arial"/>
@@ -5646,7 +5646,7 @@
         </w:rPr>
         <w:t xml:space="preserve"> (</w:t>
       </w:r>
-      <w:hyperlink w:history="1" r:id="rId7jltgxdkapgeambqeklty">
+      <w:hyperlink w:history="1" r:id="rIdu28v0rbjiuupv0-luoa6u">
         <w:r>
           <w:rPr>
             <w:rFonts w:ascii="Arial" w:cs="Arial" w:eastAsia="Arial" w:hAnsi="Arial"/>
@@ -6846,7 +6846,7 @@
             <w:pPr>
               <w:spacing w:after="20" w:before="0"/>
             </w:pPr>
-            <w:hyperlink w:history="1" r:id="rIdmsm9v0yjjoad4rzjdaf1s">
+            <w:hyperlink w:history="1" r:id="rIdeycvs-dxbzy9yp8du6tlw">
               <w:r>
                 <w:rPr>
                   <w:rFonts w:ascii="Arial" w:cs="Arial" w:eastAsia="Arial" w:hAnsi="Arial"/>
@@ -6879,7 +6879,7 @@
               <w:spacing w:after="10" w:before="0"/>
               <w:ind w:left="120"/>
             </w:pPr>
-            <w:hyperlink w:history="1" r:id="rIdy4wknagyb3zfrfr4djxzu">
+            <w:hyperlink w:history="1" r:id="rId-dysfsfr8cxm7dhqdtcpn">
               <w:r>
                 <w:rPr>
                   <w:rFonts w:ascii="Arial" w:cs="Arial" w:eastAsia="Arial" w:hAnsi="Arial"/>
@@ -6924,7 +6924,7 @@
             <w:pPr>
               <w:spacing w:after="20" w:before="0"/>
             </w:pPr>
-            <w:hyperlink w:history="1" r:id="rIdmpwb8vwdr0xo-6c2djxtt">
+            <w:hyperlink w:history="1" r:id="rIddmyhafg9porgvqt2fnysa">
               <w:r>
                 <w:rPr>
                   <w:rFonts w:ascii="Arial" w:cs="Arial" w:eastAsia="Arial" w:hAnsi="Arial"/>
@@ -6957,7 +6957,7 @@
               <w:spacing w:after="10" w:before="0"/>
               <w:ind w:left="120"/>
             </w:pPr>
-            <w:hyperlink w:history="1" r:id="rIdq_lma1tpkfraihbia4oaw">
+            <w:hyperlink w:history="1" r:id="rIdgufwfiauei0q63yev1fvv">
               <w:r>
                 <w:rPr>
                   <w:rFonts w:ascii="Arial" w:cs="Arial" w:eastAsia="Arial" w:hAnsi="Arial"/>
@@ -7157,7 +7157,7 @@
             <w:pPr>
               <w:spacing w:after="20" w:before="0"/>
             </w:pPr>
-            <w:hyperlink w:history="1" r:id="rIdykhafcematiubblbkznws">
+            <w:hyperlink w:history="1" r:id="rIdtw9dilxho_y3pg7wotwac">
               <w:r>
                 <w:rPr>
                   <w:rFonts w:ascii="Arial" w:cs="Arial" w:eastAsia="Arial" w:hAnsi="Arial"/>
@@ -7190,7 +7190,7 @@
               <w:spacing w:after="10" w:before="0"/>
               <w:ind w:left="120"/>
             </w:pPr>
-            <w:hyperlink w:history="1" r:id="rId0bfznymdkayfrdoynijkz">
+            <w:hyperlink w:history="1" r:id="rIdxah2gmxwy_q8fr8ur9w_k">
               <w:r>
                 <w:rPr>
                   <w:rFonts w:ascii="Arial" w:cs="Arial" w:eastAsia="Arial" w:hAnsi="Arial"/>
@@ -7235,7 +7235,7 @@
             <w:pPr>
               <w:spacing w:after="20" w:before="0"/>
             </w:pPr>
-            <w:hyperlink w:history="1" r:id="rIdy180cfum3qxbxhy9s9igp">
+            <w:hyperlink w:history="1" r:id="rIdtrqmu2j0ep1dc4gqdg3ao">
               <w:r>
                 <w:rPr>
                   <w:rFonts w:ascii="Arial" w:cs="Arial" w:eastAsia="Arial" w:hAnsi="Arial"/>
@@ -7268,7 +7268,7 @@
               <w:spacing w:after="10" w:before="0"/>
               <w:ind w:left="120"/>
             </w:pPr>
-            <w:hyperlink w:history="1" r:id="rIdn3xfwstytf9h_-6ftsder">
+            <w:hyperlink w:history="1" r:id="rIdl39ruft_k0s8rxe0nyids">
               <w:r>
                 <w:rPr>
                   <w:rFonts w:ascii="Arial" w:cs="Arial" w:eastAsia="Arial" w:hAnsi="Arial"/>
@@ -7468,7 +7468,7 @@
             <w:pPr>
               <w:spacing w:after="20" w:before="0"/>
             </w:pPr>
-            <w:hyperlink w:history="1" r:id="rIdlsdo46dncqwidk2fijlyb">
+            <w:hyperlink w:history="1" r:id="rIdj4g12hw_picbu1ne6aeyf">
               <w:r>
                 <w:rPr>
                   <w:rFonts w:ascii="Arial" w:cs="Arial" w:eastAsia="Arial" w:hAnsi="Arial"/>
@@ -7501,7 +7501,7 @@
               <w:spacing w:after="10" w:before="0"/>
               <w:ind w:left="120"/>
             </w:pPr>
-            <w:hyperlink w:history="1" r:id="rIdzzqyvcusglgrnrwj1df8z">
+            <w:hyperlink w:history="1" r:id="rIduaekb7nu7z4su5bd8nwbe">
               <w:r>
                 <w:rPr>
                   <w:rFonts w:ascii="Arial" w:cs="Arial" w:eastAsia="Arial" w:hAnsi="Arial"/>
@@ -7546,7 +7546,7 @@
             <w:pPr>
               <w:spacing w:after="20" w:before="0"/>
             </w:pPr>
-            <w:hyperlink w:history="1" r:id="rId3giichpxxfqn9l8rk-_dv">
+            <w:hyperlink w:history="1" r:id="rId8lep4fbujkrlznbjrhape">
               <w:r>
                 <w:rPr>
                   <w:rFonts w:ascii="Arial" w:cs="Arial" w:eastAsia="Arial" w:hAnsi="Arial"/>
@@ -7595,7 +7595,7 @@
               <w:spacing w:after="10" w:before="0"/>
               <w:ind w:left="120"/>
             </w:pPr>
-            <w:hyperlink w:history="1" r:id="rIdx7giizj9ex61pop1ujoxn">
+            <w:hyperlink w:history="1" r:id="rIdrhnsq3_ntujbxm4txjml6">
               <w:r>
                 <w:rPr>
                   <w:rFonts w:ascii="Arial" w:cs="Arial" w:eastAsia="Arial" w:hAnsi="Arial"/>
@@ -7795,7 +7795,7 @@
             <w:pPr>
               <w:spacing w:after="20" w:before="0"/>
             </w:pPr>
-            <w:hyperlink w:history="1" r:id="rIdrh4xopzxphfmrptjf-p95">
+            <w:hyperlink w:history="1" r:id="rId6z9gqcn_dgaxwcevo38vr">
               <w:r>
                 <w:rPr>
                   <w:rFonts w:ascii="Arial" w:cs="Arial" w:eastAsia="Arial" w:hAnsi="Arial"/>
@@ -7828,7 +7828,7 @@
               <w:spacing w:after="10" w:before="0"/>
               <w:ind w:left="120"/>
             </w:pPr>
-            <w:hyperlink w:history="1" r:id="rIdghxowjt6musc2kzmjos_b">
+            <w:hyperlink w:history="1" r:id="rIdmikya9lgfy0wprqj7iyq0">
               <w:r>
                 <w:rPr>
                   <w:rFonts w:ascii="Arial" w:cs="Arial" w:eastAsia="Arial" w:hAnsi="Arial"/>
@@ -7873,7 +7873,7 @@
             <w:pPr>
               <w:spacing w:after="20" w:before="0"/>
             </w:pPr>
-            <w:hyperlink w:history="1" r:id="rId0rk7_abfve__mc6_2p2xi">
+            <w:hyperlink w:history="1" r:id="rIdo5x_o8tsz2vt0mjqicgrx">
               <w:r>
                 <w:rPr>
                   <w:rFonts w:ascii="Arial" w:cs="Arial" w:eastAsia="Arial" w:hAnsi="Arial"/>
@@ -7922,7 +7922,7 @@
               <w:spacing w:after="10" w:before="0"/>
               <w:ind w:left="120"/>
             </w:pPr>
-            <w:hyperlink w:history="1" r:id="rIdnkydzuyffjhievufches5">
+            <w:hyperlink w:history="1" r:id="rId8ci-ksjngqfxzoimwdsjj">
               <w:r>
                 <w:rPr>
                   <w:rFonts w:ascii="Arial" w:cs="Arial" w:eastAsia="Arial" w:hAnsi="Arial"/>
@@ -8122,7 +8122,7 @@
             <w:pPr>
               <w:spacing w:after="20" w:before="0"/>
             </w:pPr>
-            <w:hyperlink w:history="1" r:id="rIddhv0j1mljsptrsnthpagn">
+            <w:hyperlink w:history="1" r:id="rIdvbspuosb11rmd5fu2foce">
               <w:r>
                 <w:rPr>
                   <w:rFonts w:ascii="Arial" w:cs="Arial" w:eastAsia="Arial" w:hAnsi="Arial"/>
@@ -8155,7 +8155,7 @@
               <w:spacing w:after="10" w:before="0"/>
               <w:ind w:left="120"/>
             </w:pPr>
-            <w:hyperlink w:history="1" r:id="rIdzkthf1hfpl8jkv6u0pti6">
+            <w:hyperlink w:history="1" r:id="rId926hkmv8toqluuco72b8l">
               <w:r>
                 <w:rPr>
                   <w:rFonts w:ascii="Arial" w:cs="Arial" w:eastAsia="Arial" w:hAnsi="Arial"/>
@@ -8200,7 +8200,7 @@
             <w:pPr>
               <w:spacing w:after="20" w:before="0"/>
             </w:pPr>
-            <w:hyperlink w:history="1" r:id="rIdw83wgbgccmljz476cibvk">
+            <w:hyperlink w:history="1" r:id="rIdvtbr-qjvbcogd3x4ehbgy">
               <w:r>
                 <w:rPr>
                   <w:rFonts w:ascii="Arial" w:cs="Arial" w:eastAsia="Arial" w:hAnsi="Arial"/>
@@ -8249,7 +8249,7 @@
               <w:spacing w:after="10" w:before="0"/>
               <w:ind w:left="120"/>
             </w:pPr>
-            <w:hyperlink w:history="1" r:id="rIdcgusnkr5zxqjlepb8nzce">
+            <w:hyperlink w:history="1" r:id="rIdtgdjhmms034amhzxtvtqp">
               <w:r>
                 <w:rPr>
                   <w:rFonts w:ascii="Arial" w:cs="Arial" w:eastAsia="Arial" w:hAnsi="Arial"/>
@@ -8854,7 +8854,7 @@
         </w:rPr>
         <w:t xml:space="preserve">© 2026 SeaVuria and ARES. Aligned with KICD objectives. Developed by SeaVuria; technical implementation by ARES (with AI assistance from Claude). Licensed under </w:t>
       </w:r>
-      <w:hyperlink w:history="1" r:id="rIdmyr--xic4zxkswqwd6kcz">
+      <w:hyperlink w:history="1" r:id="rIdx_vv5stxusvy29s6-juds">
         <w:r>
           <w:rPr>
             <w:rFonts w:ascii="Arial" w:cs="Arial" w:eastAsia="Arial" w:hAnsi="Arial"/>
@@ -8875,7 +8875,7 @@
         </w:rPr>
         <w:t xml:space="preserve"> (</w:t>
       </w:r>
-      <w:hyperlink w:history="1" r:id="rIdyjqvu_f9cox0iynnr5fnc">
+      <w:hyperlink w:history="1" r:id="rIdnck1yq6_13vqdmbyijvbd">
         <w:r>
           <w:rPr>
             <w:rFonts w:ascii="Arial" w:cs="Arial" w:eastAsia="Arial" w:hAnsi="Arial"/>
@@ -9915,7 +9915,7 @@
             <w:pPr>
               <w:spacing w:after="20" w:before="0"/>
             </w:pPr>
-            <w:hyperlink w:history="1" r:id="rIdiek1vwb8e_unxjwhduhot">
+            <w:hyperlink w:history="1" r:id="rId1avwwj7rteofyr5xo1ck0">
               <w:r>
                 <w:rPr>
                   <w:rFonts w:ascii="Arial" w:cs="Arial" w:eastAsia="Arial" w:hAnsi="Arial"/>
@@ -9948,7 +9948,7 @@
               <w:spacing w:after="10" w:before="0"/>
               <w:ind w:left="120"/>
             </w:pPr>
-            <w:hyperlink w:history="1" r:id="rIdpzjvsrh0t1e2gadk1mydi">
+            <w:hyperlink w:history="1" r:id="rIdpv2cvfw86wj9njfbpqkwo">
               <w:r>
                 <w:rPr>
                   <w:rFonts w:ascii="Arial" w:cs="Arial" w:eastAsia="Arial" w:hAnsi="Arial"/>
@@ -9993,7 +9993,7 @@
             <w:pPr>
               <w:spacing w:after="20" w:before="0"/>
             </w:pPr>
-            <w:hyperlink w:history="1" r:id="rIdrdlscln45rv9p6sc5pzyx">
+            <w:hyperlink w:history="1" r:id="rIdkeepbvpc819za0psyhofc">
               <w:r>
                 <w:rPr>
                   <w:rFonts w:ascii="Arial" w:cs="Arial" w:eastAsia="Arial" w:hAnsi="Arial"/>
@@ -10026,7 +10026,7 @@
               <w:spacing w:after="10" w:before="0"/>
               <w:ind w:left="120"/>
             </w:pPr>
-            <w:hyperlink w:history="1" r:id="rIded41wtcnpokmwkqqrnzmu">
+            <w:hyperlink w:history="1" r:id="rId1ovcthm3slwqvi7o3vucz">
               <w:r>
                 <w:rPr>
                   <w:rFonts w:ascii="Arial" w:cs="Arial" w:eastAsia="Arial" w:hAnsi="Arial"/>
@@ -10226,7 +10226,7 @@
             <w:pPr>
               <w:spacing w:after="20" w:before="0"/>
             </w:pPr>
-            <w:hyperlink w:history="1" r:id="rIdwarf15mrcfk_p4jysuofn">
+            <w:hyperlink w:history="1" r:id="rId4nzcx_p9gisw9ln57-a7g">
               <w:r>
                 <w:rPr>
                   <w:rFonts w:ascii="Arial" w:cs="Arial" w:eastAsia="Arial" w:hAnsi="Arial"/>
@@ -10259,7 +10259,7 @@
               <w:spacing w:after="10" w:before="0"/>
               <w:ind w:left="120"/>
             </w:pPr>
-            <w:hyperlink w:history="1" r:id="rIddyrxkb3eom1undtqwymxz">
+            <w:hyperlink w:history="1" r:id="rIdk1fsjzk6cqn-ffqbtxuw3">
               <w:r>
                 <w:rPr>
                   <w:rFonts w:ascii="Arial" w:cs="Arial" w:eastAsia="Arial" w:hAnsi="Arial"/>
@@ -10304,7 +10304,7 @@
             <w:pPr>
               <w:spacing w:after="20" w:before="0"/>
             </w:pPr>
-            <w:hyperlink w:history="1" r:id="rIdxzxfynkaenbzgf_acqura">
+            <w:hyperlink w:history="1" r:id="rIdzkcsr9t41lw2iqrimxea3">
               <w:r>
                 <w:rPr>
                   <w:rFonts w:ascii="Arial" w:cs="Arial" w:eastAsia="Arial" w:hAnsi="Arial"/>
@@ -10337,7 +10337,7 @@
               <w:spacing w:after="10" w:before="0"/>
               <w:ind w:left="120"/>
             </w:pPr>
-            <w:hyperlink w:history="1" r:id="rId6wj3mizz1rxmpn7pihvn8">
+            <w:hyperlink w:history="1" r:id="rIdmnxflopem8s6agtsj_7fx">
               <w:r>
                 <w:rPr>
                   <w:rFonts w:ascii="Arial" w:cs="Arial" w:eastAsia="Arial" w:hAnsi="Arial"/>
@@ -10737,7 +10737,7 @@
             <w:pPr>
               <w:spacing w:after="20" w:before="0"/>
             </w:pPr>
-            <w:hyperlink w:history="1" r:id="rId4axvhzl8gikkl6b2rnxxr">
+            <w:hyperlink w:history="1" r:id="rIdots-deerewd_yrkuxs6md">
               <w:r>
                 <w:rPr>
                   <w:rFonts w:ascii="Arial" w:cs="Arial" w:eastAsia="Arial" w:hAnsi="Arial"/>
@@ -10770,7 +10770,7 @@
               <w:spacing w:after="10" w:before="0"/>
               <w:ind w:left="120"/>
             </w:pPr>
-            <w:hyperlink w:history="1" r:id="rId2cwegsggmy-1u3jowj8yt">
+            <w:hyperlink w:history="1" r:id="rId2plhfzs71a6axjfwzbpws">
               <w:r>
                 <w:rPr>
                   <w:rFonts w:ascii="Arial" w:cs="Arial" w:eastAsia="Arial" w:hAnsi="Arial"/>
@@ -10815,7 +10815,7 @@
             <w:pPr>
               <w:spacing w:after="20" w:before="0"/>
             </w:pPr>
-            <w:hyperlink w:history="1" r:id="rIdiszksuxcir3r8mkecnnq_">
+            <w:hyperlink w:history="1" r:id="rId7pshjedjisro8endrzcqk">
               <w:r>
                 <w:rPr>
                   <w:rFonts w:ascii="Arial" w:cs="Arial" w:eastAsia="Arial" w:hAnsi="Arial"/>
@@ -10848,7 +10848,7 @@
               <w:spacing w:after="10" w:before="0"/>
               <w:ind w:left="120"/>
             </w:pPr>
-            <w:hyperlink w:history="1" r:id="rIduws5tdmkpfup-cpusxi_k">
+            <w:hyperlink w:history="1" r:id="rIdbdi_a6il7ha6dhx3o26g2">
               <w:r>
                 <w:rPr>
                   <w:rFonts w:ascii="Arial" w:cs="Arial" w:eastAsia="Arial" w:hAnsi="Arial"/>
@@ -11128,7 +11128,7 @@
             <w:pPr>
               <w:spacing w:after="20" w:before="0"/>
             </w:pPr>
-            <w:hyperlink w:history="1" r:id="rIdzqqlgqrvcnqoyjkdymbbm">
+            <w:hyperlink w:history="1" r:id="rIdj0hnv_14i8m6vnzg5mr0t">
               <w:r>
                 <w:rPr>
                   <w:rFonts w:ascii="Arial" w:cs="Arial" w:eastAsia="Arial" w:hAnsi="Arial"/>
@@ -11161,7 +11161,7 @@
               <w:spacing w:after="10" w:before="0"/>
               <w:ind w:left="120"/>
             </w:pPr>
-            <w:hyperlink w:history="1" r:id="rIdscf6funjyugdz3vbjk9rp">
+            <w:hyperlink w:history="1" r:id="rIdd_-kklxritct_klu5boly">
               <w:r>
                 <w:rPr>
                   <w:rFonts w:ascii="Arial" w:cs="Arial" w:eastAsia="Arial" w:hAnsi="Arial"/>
@@ -11206,7 +11206,7 @@
             <w:pPr>
               <w:spacing w:after="20" w:before="0"/>
             </w:pPr>
-            <w:hyperlink w:history="1" r:id="rIdfi0vip_un7tr96y18svju">
+            <w:hyperlink w:history="1" r:id="rIdgarxucrlp401srn5rys9w">
               <w:r>
                 <w:rPr>
                   <w:rFonts w:ascii="Arial" w:cs="Arial" w:eastAsia="Arial" w:hAnsi="Arial"/>
@@ -11239,7 +11239,7 @@
               <w:spacing w:after="10" w:before="0"/>
               <w:ind w:left="120"/>
             </w:pPr>
-            <w:hyperlink w:history="1" r:id="rIdltk02eg2-41sfopyby3ve">
+            <w:hyperlink w:history="1" r:id="rIdyhrug10_0y1o8nfwyoljg">
               <w:r>
                 <w:rPr>
                   <w:rFonts w:ascii="Arial" w:cs="Arial" w:eastAsia="Arial" w:hAnsi="Arial"/>
@@ -11439,7 +11439,7 @@
             <w:pPr>
               <w:spacing w:after="20" w:before="0"/>
             </w:pPr>
-            <w:hyperlink w:history="1" r:id="rIdlpgkaudlbltvktos9e6d0">
+            <w:hyperlink w:history="1" r:id="rIdwrzp725isti3okk57qr6v">
               <w:r>
                 <w:rPr>
                   <w:rFonts w:ascii="Arial" w:cs="Arial" w:eastAsia="Arial" w:hAnsi="Arial"/>
@@ -11472,7 +11472,7 @@
               <w:spacing w:after="10" w:before="0"/>
               <w:ind w:left="120"/>
             </w:pPr>
-            <w:hyperlink w:history="1" r:id="rId9p4efz16_c9wu-waqvxg3">
+            <w:hyperlink w:history="1" r:id="rIdno5faq_eikohcqlkvn_gf">
               <w:r>
                 <w:rPr>
                   <w:rFonts w:ascii="Arial" w:cs="Arial" w:eastAsia="Arial" w:hAnsi="Arial"/>
@@ -11517,7 +11517,7 @@
             <w:pPr>
               <w:spacing w:after="20" w:before="0"/>
             </w:pPr>
-            <w:hyperlink w:history="1" r:id="rIdof7rxv-gkw-rhvjqpgzqw">
+            <w:hyperlink w:history="1" r:id="rIdpds6wttygnaqblr9w1ucj">
               <w:r>
                 <w:rPr>
                   <w:rFonts w:ascii="Arial" w:cs="Arial" w:eastAsia="Arial" w:hAnsi="Arial"/>
@@ -11566,7 +11566,7 @@
               <w:spacing w:after="10" w:before="0"/>
               <w:ind w:left="120"/>
             </w:pPr>
-            <w:hyperlink w:history="1" r:id="rIdqzxvqh9mqstibtdbtwjpr">
+            <w:hyperlink w:history="1" r:id="rIdnv0nyk1zbzvjkm_bicgma">
               <w:r>
                 <w:rPr>
                   <w:rFonts w:ascii="Arial" w:cs="Arial" w:eastAsia="Arial" w:hAnsi="Arial"/>
@@ -12091,7 +12091,7 @@
         </w:rPr>
         <w:t xml:space="preserve">© 2026 SeaVuria and ARES. Aligned with KICD objectives. Developed by SeaVuria; technical implementation by ARES (with AI assistance from Claude). Licensed under </w:t>
       </w:r>
-      <w:hyperlink w:history="1" r:id="rIdz6yrstueshwg7np1gusof">
+      <w:hyperlink w:history="1" r:id="rIdrpudh3syd6nzej6gni2br">
         <w:r>
           <w:rPr>
             <w:rFonts w:ascii="Arial" w:cs="Arial" w:eastAsia="Arial" w:hAnsi="Arial"/>
@@ -12112,7 +12112,7 @@
         </w:rPr>
         <w:t xml:space="preserve"> (</w:t>
       </w:r>
-      <w:hyperlink w:history="1" r:id="rIdnonajxh0hrapdhjtvsowv">
+      <w:hyperlink w:history="1" r:id="rIdbddyho8vg3bqj9n3vftam">
         <w:r>
           <w:rPr>
             <w:rFonts w:ascii="Arial" w:cs="Arial" w:eastAsia="Arial" w:hAnsi="Arial"/>
@@ -13152,7 +13152,7 @@
             <w:pPr>
               <w:spacing w:after="20" w:before="0"/>
             </w:pPr>
-            <w:hyperlink w:history="1" r:id="rIdm4hnonln_wozhx5mjklgo">
+            <w:hyperlink w:history="1" r:id="rIdxhes47xo9idpjfnewb0q5">
               <w:r>
                 <w:rPr>
                   <w:rFonts w:ascii="Arial" w:cs="Arial" w:eastAsia="Arial" w:hAnsi="Arial"/>
@@ -13201,7 +13201,7 @@
               <w:spacing w:after="10" w:before="0"/>
               <w:ind w:left="120"/>
             </w:pPr>
-            <w:hyperlink w:history="1" r:id="rIde1tbn_fl3ksnkhsacljo5">
+            <w:hyperlink w:history="1" r:id="rIdabzif8iyhtpbd5kyhltjp">
               <w:r>
                 <w:rPr>
                   <w:rFonts w:ascii="Arial" w:cs="Arial" w:eastAsia="Arial" w:hAnsi="Arial"/>
@@ -13246,7 +13246,7 @@
             <w:pPr>
               <w:spacing w:after="20" w:before="0"/>
             </w:pPr>
-            <w:hyperlink w:history="1" r:id="rIdnhm0gosz5ksdoqwg-9bcz">
+            <w:hyperlink w:history="1" r:id="rIdjzxq3ta9jt-uozdnagqyx">
               <w:r>
                 <w:rPr>
                   <w:rFonts w:ascii="Arial" w:cs="Arial" w:eastAsia="Arial" w:hAnsi="Arial"/>
@@ -13279,7 +13279,7 @@
               <w:spacing w:after="10" w:before="0"/>
               <w:ind w:left="120"/>
             </w:pPr>
-            <w:hyperlink w:history="1" r:id="rId2ujgwolveiydjywymi1ig">
+            <w:hyperlink w:history="1" r:id="rIdddh44-layqyetnjou78w4">
               <w:r>
                 <w:rPr>
                   <w:rFonts w:ascii="Arial" w:cs="Arial" w:eastAsia="Arial" w:hAnsi="Arial"/>
@@ -13479,7 +13479,7 @@
             <w:pPr>
               <w:spacing w:after="20" w:before="0"/>
             </w:pPr>
-            <w:hyperlink w:history="1" r:id="rIdna0lybpnsctcjyduf4pgl">
+            <w:hyperlink w:history="1" r:id="rId7cjpic_xtbtghubok5zun">
               <w:r>
                 <w:rPr>
                   <w:rFonts w:ascii="Arial" w:cs="Arial" w:eastAsia="Arial" w:hAnsi="Arial"/>
@@ -13528,7 +13528,7 @@
               <w:spacing w:after="10" w:before="0"/>
               <w:ind w:left="120"/>
             </w:pPr>
-            <w:hyperlink w:history="1" r:id="rId_qztwnjppejlv51odb4xs">
+            <w:hyperlink w:history="1" r:id="rId1xnmn9rm7rp8y7dw6pclm">
               <w:r>
                 <w:rPr>
                   <w:rFonts w:ascii="Arial" w:cs="Arial" w:eastAsia="Arial" w:hAnsi="Arial"/>
@@ -13573,7 +13573,7 @@
             <w:pPr>
               <w:spacing w:after="20" w:before="0"/>
             </w:pPr>
-            <w:hyperlink w:history="1" r:id="rIdisphg7tkxcvx0nseytgjm">
+            <w:hyperlink w:history="1" r:id="rIddzcpoht6lsrknwhhte5ej">
               <w:r>
                 <w:rPr>
                   <w:rFonts w:ascii="Arial" w:cs="Arial" w:eastAsia="Arial" w:hAnsi="Arial"/>
@@ -13606,7 +13606,7 @@
               <w:spacing w:after="10" w:before="0"/>
               <w:ind w:left="120"/>
             </w:pPr>
-            <w:hyperlink w:history="1" r:id="rIdejh6wvjg0cc773ai04mr6">
+            <w:hyperlink w:history="1" r:id="rIdgemjl-o8viizserfyk4to">
               <w:r>
                 <w:rPr>
                   <w:rFonts w:ascii="Arial" w:cs="Arial" w:eastAsia="Arial" w:hAnsi="Arial"/>
@@ -13806,7 +13806,7 @@
             <w:pPr>
               <w:spacing w:after="20" w:before="0"/>
             </w:pPr>
-            <w:hyperlink w:history="1" r:id="rId89-vxommcj0hwp1qfw-7l">
+            <w:hyperlink w:history="1" r:id="rIdgnc-rys-lssgwky2et-h6">
               <w:r>
                 <w:rPr>
                   <w:rFonts w:ascii="Arial" w:cs="Arial" w:eastAsia="Arial" w:hAnsi="Arial"/>
@@ -13855,7 +13855,7 @@
               <w:spacing w:after="10" w:before="0"/>
               <w:ind w:left="120"/>
             </w:pPr>
-            <w:hyperlink w:history="1" r:id="rId7ildefpltw5jmhxxhicvl">
+            <w:hyperlink w:history="1" r:id="rIdqaahzza7ashpqdpfmmk80">
               <w:r>
                 <w:rPr>
                   <w:rFonts w:ascii="Arial" w:cs="Arial" w:eastAsia="Arial" w:hAnsi="Arial"/>
@@ -13900,7 +13900,7 @@
             <w:pPr>
               <w:spacing w:after="20" w:before="0"/>
             </w:pPr>
-            <w:hyperlink w:history="1" r:id="rId4ersg_8jt0eqdt5tk-pkr">
+            <w:hyperlink w:history="1" r:id="rIdmao1dkj5ixoazjcy2t8dv">
               <w:r>
                 <w:rPr>
                   <w:rFonts w:ascii="Arial" w:cs="Arial" w:eastAsia="Arial" w:hAnsi="Arial"/>
@@ -13933,7 +13933,7 @@
               <w:spacing w:after="10" w:before="0"/>
               <w:ind w:left="120"/>
             </w:pPr>
-            <w:hyperlink w:history="1" r:id="rId4n7grxyrixeiknrie47q0">
+            <w:hyperlink w:history="1" r:id="rIdn6xqj-bqphstb6_sp4b9f">
               <w:r>
                 <w:rPr>
                   <w:rFonts w:ascii="Arial" w:cs="Arial" w:eastAsia="Arial" w:hAnsi="Arial"/>
@@ -14133,7 +14133,7 @@
             <w:pPr>
               <w:spacing w:after="20" w:before="0"/>
             </w:pPr>
-            <w:hyperlink w:history="1" r:id="rIdjffb5g6ymq3jgl7_iwktu">
+            <w:hyperlink w:history="1" r:id="rId3flkgen-u4sqdexe4wtzj">
               <w:r>
                 <w:rPr>
                   <w:rFonts w:ascii="Arial" w:cs="Arial" w:eastAsia="Arial" w:hAnsi="Arial"/>
@@ -14182,7 +14182,7 @@
               <w:spacing w:after="10" w:before="0"/>
               <w:ind w:left="120"/>
             </w:pPr>
-            <w:hyperlink w:history="1" r:id="rIdq72frwdyphrxhsizom3e9">
+            <w:hyperlink w:history="1" r:id="rIdgyxznkciwkys31ahxocqn">
               <w:r>
                 <w:rPr>
                   <w:rFonts w:ascii="Arial" w:cs="Arial" w:eastAsia="Arial" w:hAnsi="Arial"/>
@@ -14227,7 +14227,7 @@
             <w:pPr>
               <w:spacing w:after="20" w:before="0"/>
             </w:pPr>
-            <w:hyperlink w:history="1" r:id="rId4tjzw8j4np0qilw3ympz5">
+            <w:hyperlink w:history="1" r:id="rIdbziv8b0cnma-17-iy3grk">
               <w:r>
                 <w:rPr>
                   <w:rFonts w:ascii="Arial" w:cs="Arial" w:eastAsia="Arial" w:hAnsi="Arial"/>
@@ -14260,7 +14260,7 @@
               <w:spacing w:after="10" w:before="0"/>
               <w:ind w:left="120"/>
             </w:pPr>
-            <w:hyperlink w:history="1" r:id="rIdojbfhkwg3jlbnhpl6jonq">
+            <w:hyperlink w:history="1" r:id="rIdkezz4nfjoadxz4_xztx4x">
               <w:r>
                 <w:rPr>
                   <w:rFonts w:ascii="Arial" w:cs="Arial" w:eastAsia="Arial" w:hAnsi="Arial"/>
@@ -14460,7 +14460,7 @@
             <w:pPr>
               <w:spacing w:after="20" w:before="0"/>
             </w:pPr>
-            <w:hyperlink w:history="1" r:id="rIdwib3fmywcr9dpqvumoj8h">
+            <w:hyperlink w:history="1" r:id="rIdewyg_jxfpiwall4cbfjhx">
               <w:r>
                 <w:rPr>
                   <w:rFonts w:ascii="Arial" w:cs="Arial" w:eastAsia="Arial" w:hAnsi="Arial"/>
@@ -14509,7 +14509,7 @@
               <w:spacing w:after="10" w:before="0"/>
               <w:ind w:left="120"/>
             </w:pPr>
-            <w:hyperlink w:history="1" r:id="rId1e7xgqloevd6tldfaoau8">
+            <w:hyperlink w:history="1" r:id="rIdxacd74lqo4tpo1ctmxgla">
               <w:r>
                 <w:rPr>
                   <w:rFonts w:ascii="Arial" w:cs="Arial" w:eastAsia="Arial" w:hAnsi="Arial"/>
@@ -14554,7 +14554,7 @@
             <w:pPr>
               <w:spacing w:after="20" w:before="0"/>
             </w:pPr>
-            <w:hyperlink w:history="1" r:id="rIdizaxzfz09ttrkpc0fua4i">
+            <w:hyperlink w:history="1" r:id="rId3qcueb1a9jsxygs64e6er">
               <w:r>
                 <w:rPr>
                   <w:rFonts w:ascii="Arial" w:cs="Arial" w:eastAsia="Arial" w:hAnsi="Arial"/>
@@ -14603,7 +14603,7 @@
               <w:spacing w:after="10" w:before="0"/>
               <w:ind w:left="120"/>
             </w:pPr>
-            <w:hyperlink w:history="1" r:id="rIdzywixlba0i5x5vlyws8xx">
+            <w:hyperlink w:history="1" r:id="rIdnba0vjtfcjol7guzdtlhd">
               <w:r>
                 <w:rPr>
                   <w:rFonts w:ascii="Arial" w:cs="Arial" w:eastAsia="Arial" w:hAnsi="Arial"/>
@@ -15128,7 +15128,7 @@
         </w:rPr>
         <w:t xml:space="preserve">© 2026 SeaVuria and ARES. Aligned with KICD objectives. Developed by SeaVuria; technical implementation by ARES (with AI assistance from Claude). Licensed under </w:t>
       </w:r>
-      <w:hyperlink w:history="1" r:id="rIddk4uysxtvyvstr2ab1ow1">
+      <w:hyperlink w:history="1" r:id="rIdoifdlmz9q2jlj_tem5za4">
         <w:r>
           <w:rPr>
             <w:rFonts w:ascii="Arial" w:cs="Arial" w:eastAsia="Arial" w:hAnsi="Arial"/>
@@ -15149,7 +15149,7 @@
         </w:rPr>
         <w:t xml:space="preserve"> (</w:t>
       </w:r>
-      <w:hyperlink w:history="1" r:id="rId460g5ekjl5dvynro7qm5k">
+      <w:hyperlink w:history="1" r:id="rIdk8zx5x9w4667xnoz2opvp">
         <w:r>
           <w:rPr>
             <w:rFonts w:ascii="Arial" w:cs="Arial" w:eastAsia="Arial" w:hAnsi="Arial"/>
@@ -16189,7 +16189,7 @@
             <w:pPr>
               <w:spacing w:after="20" w:before="0"/>
             </w:pPr>
-            <w:hyperlink w:history="1" r:id="rIdgcpqi_lu_5rra_qazdnhz">
+            <w:hyperlink w:history="1" r:id="rIdpihpms_x3kmaxudllie7w">
               <w:r>
                 <w:rPr>
                   <w:rFonts w:ascii="Arial" w:cs="Arial" w:eastAsia="Arial" w:hAnsi="Arial"/>
@@ -16222,7 +16222,7 @@
               <w:spacing w:after="10" w:before="0"/>
               <w:ind w:left="120"/>
             </w:pPr>
-            <w:hyperlink w:history="1" r:id="rIdd7r7iwblme6qtrqx9pawk">
+            <w:hyperlink w:history="1" r:id="rIdw6vbwevibndvq_rfrkjxd">
               <w:r>
                 <w:rPr>
                   <w:rFonts w:ascii="Arial" w:cs="Arial" w:eastAsia="Arial" w:hAnsi="Arial"/>
@@ -16267,7 +16267,7 @@
             <w:pPr>
               <w:spacing w:after="20" w:before="0"/>
             </w:pPr>
-            <w:hyperlink w:history="1" r:id="rIdu2jgcjhkucowiwkxqoh5v">
+            <w:hyperlink w:history="1" r:id="rIdpvfo4fs9vxuvspjx712do">
               <w:r>
                 <w:rPr>
                   <w:rFonts w:ascii="Arial" w:cs="Arial" w:eastAsia="Arial" w:hAnsi="Arial"/>
@@ -16316,7 +16316,7 @@
               <w:spacing w:after="10" w:before="0"/>
               <w:ind w:left="120"/>
             </w:pPr>
-            <w:hyperlink w:history="1" r:id="rIdlolbsstc_vkaoo-_y9j5s">
+            <w:hyperlink w:history="1" r:id="rId1odnr8rwx9uaezuopl5vw">
               <w:r>
                 <w:rPr>
                   <w:rFonts w:ascii="Arial" w:cs="Arial" w:eastAsia="Arial" w:hAnsi="Arial"/>
@@ -16516,7 +16516,7 @@
             <w:pPr>
               <w:spacing w:after="20" w:before="0"/>
             </w:pPr>
-            <w:hyperlink w:history="1" r:id="rIdryvbpr3stpmkrkqjui9p0">
+            <w:hyperlink w:history="1" r:id="rId_75ptogd8c_9_ib0frs9y">
               <w:r>
                 <w:rPr>
                   <w:rFonts w:ascii="Arial" w:cs="Arial" w:eastAsia="Arial" w:hAnsi="Arial"/>
@@ -16549,7 +16549,7 @@
               <w:spacing w:after="10" w:before="0"/>
               <w:ind w:left="120"/>
             </w:pPr>
-            <w:hyperlink w:history="1" r:id="rIddwhdrnrsksj0yiiebj3mq">
+            <w:hyperlink w:history="1" r:id="rIdddonm-7xshxyhy_i1meat">
               <w:r>
                 <w:rPr>
                   <w:rFonts w:ascii="Arial" w:cs="Arial" w:eastAsia="Arial" w:hAnsi="Arial"/>
@@ -16594,7 +16594,7 @@
             <w:pPr>
               <w:spacing w:after="20" w:before="0"/>
             </w:pPr>
-            <w:hyperlink w:history="1" r:id="rIdjrgzvlvnsz7_eu8ybh1z7">
+            <w:hyperlink w:history="1" r:id="rIdfwcqdhyzvvwvq1vsj1dpi">
               <w:r>
                 <w:rPr>
                   <w:rFonts w:ascii="Arial" w:cs="Arial" w:eastAsia="Arial" w:hAnsi="Arial"/>
@@ -16643,7 +16643,7 @@
               <w:spacing w:after="10" w:before="0"/>
               <w:ind w:left="120"/>
             </w:pPr>
-            <w:hyperlink w:history="1" r:id="rIdyq159kvosgkmcyejzkfw4">
+            <w:hyperlink w:history="1" r:id="rIdoqxsrlocrmazxzgyyqqai">
               <w:r>
                 <w:rPr>
                   <w:rFonts w:ascii="Arial" w:cs="Arial" w:eastAsia="Arial" w:hAnsi="Arial"/>
@@ -16843,7 +16843,7 @@
             <w:pPr>
               <w:spacing w:after="20" w:before="0"/>
             </w:pPr>
-            <w:hyperlink w:history="1" r:id="rIdxj522sr8lrb1zwg2zm92l">
+            <w:hyperlink w:history="1" r:id="rIdyes00u97tv2zjladtbhd6">
               <w:r>
                 <w:rPr>
                   <w:rFonts w:ascii="Arial" w:cs="Arial" w:eastAsia="Arial" w:hAnsi="Arial"/>
@@ -16876,7 +16876,7 @@
               <w:spacing w:after="10" w:before="0"/>
               <w:ind w:left="120"/>
             </w:pPr>
-            <w:hyperlink w:history="1" r:id="rIdowzcgzql3hiz9tupfk5cb">
+            <w:hyperlink w:history="1" r:id="rIdouhogh46c-lcoec5nugj2">
               <w:r>
                 <w:rPr>
                   <w:rFonts w:ascii="Arial" w:cs="Arial" w:eastAsia="Arial" w:hAnsi="Arial"/>
@@ -16921,7 +16921,7 @@
             <w:pPr>
               <w:spacing w:after="20" w:before="0"/>
             </w:pPr>
-            <w:hyperlink w:history="1" r:id="rIdrij0uzmplo4y1ia4zenuf">
+            <w:hyperlink w:history="1" r:id="rIdvj3ydg_ij4z8xmvycbpvv">
               <w:r>
                 <w:rPr>
                   <w:rFonts w:ascii="Arial" w:cs="Arial" w:eastAsia="Arial" w:hAnsi="Arial"/>
@@ -16970,7 +16970,7 @@
               <w:spacing w:after="10" w:before="0"/>
               <w:ind w:left="120"/>
             </w:pPr>
-            <w:hyperlink w:history="1" r:id="rIdwjd4dprraajtdxvtd26wo">
+            <w:hyperlink w:history="1" r:id="rIdwmgablo70z5u2e4zwi5bn">
               <w:r>
                 <w:rPr>
                   <w:rFonts w:ascii="Arial" w:cs="Arial" w:eastAsia="Arial" w:hAnsi="Arial"/>
@@ -17170,7 +17170,7 @@
             <w:pPr>
               <w:spacing w:after="20" w:before="0"/>
             </w:pPr>
-            <w:hyperlink w:history="1" r:id="rIdfed5wrpfcfgk6zvjkz-ab">
+            <w:hyperlink w:history="1" r:id="rIdygnkf5mrfhnzjeinkh3u2">
               <w:r>
                 <w:rPr>
                   <w:rFonts w:ascii="Arial" w:cs="Arial" w:eastAsia="Arial" w:hAnsi="Arial"/>
@@ -17203,7 +17203,7 @@
               <w:spacing w:after="10" w:before="0"/>
               <w:ind w:left="120"/>
             </w:pPr>
-            <w:hyperlink w:history="1" r:id="rId_zlwyfyht-wb1ejqvuk5r">
+            <w:hyperlink w:history="1" r:id="rIdqs_lk6m2zdr6nypycweje">
               <w:r>
                 <w:rPr>
                   <w:rFonts w:ascii="Arial" w:cs="Arial" w:eastAsia="Arial" w:hAnsi="Arial"/>
@@ -17248,7 +17248,7 @@
             <w:pPr>
               <w:spacing w:after="20" w:before="0"/>
             </w:pPr>
-            <w:hyperlink w:history="1" r:id="rIdro_u6rumtnnf6-sul1dzr">
+            <w:hyperlink w:history="1" r:id="rIdfx-e2e5fsdu-6wnbldyhy">
               <w:r>
                 <w:rPr>
                   <w:rFonts w:ascii="Arial" w:cs="Arial" w:eastAsia="Arial" w:hAnsi="Arial"/>
@@ -17297,7 +17297,7 @@
               <w:spacing w:after="10" w:before="0"/>
               <w:ind w:left="120"/>
             </w:pPr>
-            <w:hyperlink w:history="1" r:id="rIdggjpg7f8bsiznghfxmkr-">
+            <w:hyperlink w:history="1" r:id="rIdnx0qyx613pbg-y3t5yp99">
               <w:r>
                 <w:rPr>
                   <w:rFonts w:ascii="Arial" w:cs="Arial" w:eastAsia="Arial" w:hAnsi="Arial"/>
@@ -17497,7 +17497,7 @@
             <w:pPr>
               <w:spacing w:after="20" w:before="0"/>
             </w:pPr>
-            <w:hyperlink w:history="1" r:id="rIdby_hd6qrzxm2pdpwyrirj">
+            <w:hyperlink w:history="1" r:id="rId1w1zoeiqllvv5faqstiag">
               <w:r>
                 <w:rPr>
                   <w:rFonts w:ascii="Arial" w:cs="Arial" w:eastAsia="Arial" w:hAnsi="Arial"/>
@@ -17530,7 +17530,7 @@
               <w:spacing w:after="10" w:before="0"/>
               <w:ind w:left="120"/>
             </w:pPr>
-            <w:hyperlink w:history="1" r:id="rIdx5ejjwsy6mgnoxuofnhsr">
+            <w:hyperlink w:history="1" r:id="rIdv-4oydmladcztny9rjf6n">
               <w:r>
                 <w:rPr>
                   <w:rFonts w:ascii="Arial" w:cs="Arial" w:eastAsia="Arial" w:hAnsi="Arial"/>
@@ -17575,7 +17575,7 @@
             <w:pPr>
               <w:spacing w:after="20" w:before="0"/>
             </w:pPr>
-            <w:hyperlink w:history="1" r:id="rIdbk05g3j2azvs3vtc_nthq">
+            <w:hyperlink w:history="1" r:id="rIdjycedz_xz_ymr8zu5ottr">
               <w:r>
                 <w:rPr>
                   <w:rFonts w:ascii="Arial" w:cs="Arial" w:eastAsia="Arial" w:hAnsi="Arial"/>
@@ -17624,7 +17624,7 @@
               <w:spacing w:after="10" w:before="0"/>
               <w:ind w:left="120"/>
             </w:pPr>
-            <w:hyperlink w:history="1" r:id="rIdv9k4hv4nmqpnndempagol">
+            <w:hyperlink w:history="1" r:id="rIdyxjtwz1ne8xt7tbps9q7c">
               <w:r>
                 <w:rPr>
                   <w:rFonts w:ascii="Arial" w:cs="Arial" w:eastAsia="Arial" w:hAnsi="Arial"/>
@@ -18149,7 +18149,7 @@
         </w:rPr>
         <w:t xml:space="preserve">© 2026 SeaVuria and ARES. Aligned with KICD objectives. Developed by SeaVuria; technical implementation by ARES (with AI assistance from Claude). Licensed under </w:t>
       </w:r>
-      <w:hyperlink w:history="1" r:id="rIdvvwriac2p-13pty4qikft">
+      <w:hyperlink w:history="1" r:id="rIdhma_l9bogaqrxykebz57v">
         <w:r>
           <w:rPr>
             <w:rFonts w:ascii="Arial" w:cs="Arial" w:eastAsia="Arial" w:hAnsi="Arial"/>
@@ -18170,7 +18170,7 @@
         </w:rPr>
         <w:t xml:space="preserve"> (</w:t>
       </w:r>
-      <w:hyperlink w:history="1" r:id="rIdqpbknyuadlbuya6tqdk2q">
+      <w:hyperlink w:history="1" r:id="rId--tkhh6pgjhzcndeypjfz">
         <w:r>
           <w:rPr>
             <w:rFonts w:ascii="Arial" w:cs="Arial" w:eastAsia="Arial" w:hAnsi="Arial"/>
@@ -19210,7 +19210,7 @@
             <w:pPr>
               <w:spacing w:after="20" w:before="0"/>
             </w:pPr>
-            <w:hyperlink w:history="1" r:id="rIdf70kr4hdwewoseihkr17q">
+            <w:hyperlink w:history="1" r:id="rIdi2tbqxa4capzax5ltffih">
               <w:r>
                 <w:rPr>
                   <w:rFonts w:ascii="Arial" w:cs="Arial" w:eastAsia="Arial" w:hAnsi="Arial"/>
@@ -19243,7 +19243,7 @@
               <w:spacing w:after="10" w:before="0"/>
               <w:ind w:left="120"/>
             </w:pPr>
-            <w:hyperlink w:history="1" r:id="rIdplhjxxosd7qiqsfityxvu">
+            <w:hyperlink w:history="1" r:id="rIdtli7poyjr5ftgfeqcjfzi">
               <w:r>
                 <w:rPr>
                   <w:rFonts w:ascii="Arial" w:cs="Arial" w:eastAsia="Arial" w:hAnsi="Arial"/>
@@ -19288,7 +19288,7 @@
             <w:pPr>
               <w:spacing w:after="20" w:before="0"/>
             </w:pPr>
-            <w:hyperlink w:history="1" r:id="rIdjwbabyyj9ghnajfncffmi">
+            <w:hyperlink w:history="1" r:id="rIdw9h3kdup6vka7nc6sdj8m">
               <w:r>
                 <w:rPr>
                   <w:rFonts w:ascii="Arial" w:cs="Arial" w:eastAsia="Arial" w:hAnsi="Arial"/>
@@ -19321,7 +19321,7 @@
               <w:spacing w:after="10" w:before="0"/>
               <w:ind w:left="120"/>
             </w:pPr>
-            <w:hyperlink w:history="1" r:id="rIdi3at5iqptsdyw_9gptv0t">
+            <w:hyperlink w:history="1" r:id="rId6brl0gnyfqbywxbyf7i92">
               <w:r>
                 <w:rPr>
                   <w:rFonts w:ascii="Arial" w:cs="Arial" w:eastAsia="Arial" w:hAnsi="Arial"/>
@@ -19521,7 +19521,7 @@
             <w:pPr>
               <w:spacing w:after="20" w:before="0"/>
             </w:pPr>
-            <w:hyperlink w:history="1" r:id="rIdep69tauc4k_sknmizg_b_">
+            <w:hyperlink w:history="1" r:id="rIdmvnlna0nxpywk8lzwa6rb">
               <w:r>
                 <w:rPr>
                   <w:rFonts w:ascii="Arial" w:cs="Arial" w:eastAsia="Arial" w:hAnsi="Arial"/>
@@ -19554,7 +19554,7 @@
               <w:spacing w:after="10" w:before="0"/>
               <w:ind w:left="120"/>
             </w:pPr>
-            <w:hyperlink w:history="1" r:id="rIdhj-7pyvk1gpe32r2mbehe">
+            <w:hyperlink w:history="1" r:id="rIdn2dica2_xfutuc5xq0eyb">
               <w:r>
                 <w:rPr>
                   <w:rFonts w:ascii="Arial" w:cs="Arial" w:eastAsia="Arial" w:hAnsi="Arial"/>
@@ -19599,7 +19599,7 @@
             <w:pPr>
               <w:spacing w:after="20" w:before="0"/>
             </w:pPr>
-            <w:hyperlink w:history="1" r:id="rIdefqjkxizpdncuivsekrhz">
+            <w:hyperlink w:history="1" r:id="rIdrleeyee90wneb2xu8cbpf">
               <w:r>
                 <w:rPr>
                   <w:rFonts w:ascii="Arial" w:cs="Arial" w:eastAsia="Arial" w:hAnsi="Arial"/>
@@ -19632,7 +19632,7 @@
               <w:spacing w:after="10" w:before="0"/>
               <w:ind w:left="120"/>
             </w:pPr>
-            <w:hyperlink w:history="1" r:id="rIduzxiqijwvfdobc2qp1dhe">
+            <w:hyperlink w:history="1" r:id="rIdxd7ogczxmro2f5xwaoyxm">
               <w:r>
                 <w:rPr>
                   <w:rFonts w:ascii="Arial" w:cs="Arial" w:eastAsia="Arial" w:hAnsi="Arial"/>
@@ -19832,7 +19832,7 @@
             <w:pPr>
               <w:spacing w:after="20" w:before="0"/>
             </w:pPr>
-            <w:hyperlink w:history="1" r:id="rId5mmo52793uzne4hluvmze">
+            <w:hyperlink w:history="1" r:id="rIdx71v5xdzkdatd_7kxulid">
               <w:r>
                 <w:rPr>
                   <w:rFonts w:ascii="Arial" w:cs="Arial" w:eastAsia="Arial" w:hAnsi="Arial"/>
@@ -19881,7 +19881,7 @@
               <w:spacing w:after="10" w:before="0"/>
               <w:ind w:left="120"/>
             </w:pPr>
-            <w:hyperlink w:history="1" r:id="rId7csvvwdvufkq5l6qapkob">
+            <w:hyperlink w:history="1" r:id="rId9tmjp7e8btovkjggoozha">
               <w:r>
                 <w:rPr>
                   <w:rFonts w:ascii="Arial" w:cs="Arial" w:eastAsia="Arial" w:hAnsi="Arial"/>
@@ -19926,7 +19926,7 @@
             <w:pPr>
               <w:spacing w:after="20" w:before="0"/>
             </w:pPr>
-            <w:hyperlink w:history="1" r:id="rIdiymxlxreum7o849m3tp4t">
+            <w:hyperlink w:history="1" r:id="rIdvezxhx4cqzoj2qvhy4rpb">
               <w:r>
                 <w:rPr>
                   <w:rFonts w:ascii="Arial" w:cs="Arial" w:eastAsia="Arial" w:hAnsi="Arial"/>
@@ -19959,7 +19959,7 @@
               <w:spacing w:after="10" w:before="0"/>
               <w:ind w:left="120"/>
             </w:pPr>
-            <w:hyperlink w:history="1" r:id="rIddngx4gdo4eecofzlu3sth">
+            <w:hyperlink w:history="1" r:id="rIdto-7wbgkov7s_1p6atthd">
               <w:r>
                 <w:rPr>
                   <w:rFonts w:ascii="Arial" w:cs="Arial" w:eastAsia="Arial" w:hAnsi="Arial"/>
@@ -20159,7 +20159,7 @@
             <w:pPr>
               <w:spacing w:after="20" w:before="0"/>
             </w:pPr>
-            <w:hyperlink w:history="1" r:id="rIdmubz1gh44tn6g--c6wpi3">
+            <w:hyperlink w:history="1" r:id="rIdp0763cqshtotkujb25nup">
               <w:r>
                 <w:rPr>
                   <w:rFonts w:ascii="Arial" w:cs="Arial" w:eastAsia="Arial" w:hAnsi="Arial"/>
@@ -20208,7 +20208,7 @@
               <w:spacing w:after="10" w:before="0"/>
               <w:ind w:left="120"/>
             </w:pPr>
-            <w:hyperlink w:history="1" r:id="rIdcdbvoypkomrat3hgqwjff">
+            <w:hyperlink w:history="1" r:id="rIdn5umlmswsncltfykxv0vi">
               <w:r>
                 <w:rPr>
                   <w:rFonts w:ascii="Arial" w:cs="Arial" w:eastAsia="Arial" w:hAnsi="Arial"/>
@@ -20253,7 +20253,7 @@
             <w:pPr>
               <w:spacing w:after="20" w:before="0"/>
             </w:pPr>
-            <w:hyperlink w:history="1" r:id="rIdzevhheiuuxeqwib0za5v5">
+            <w:hyperlink w:history="1" r:id="rIdtm8rnmf_wbnkjuxfktczm">
               <w:r>
                 <w:rPr>
                   <w:rFonts w:ascii="Arial" w:cs="Arial" w:eastAsia="Arial" w:hAnsi="Arial"/>
@@ -20286,7 +20286,7 @@
               <w:spacing w:after="10" w:before="0"/>
               <w:ind w:left="120"/>
             </w:pPr>
-            <w:hyperlink w:history="1" r:id="rId_ykc3xbosfuw7mvgpfnj_">
+            <w:hyperlink w:history="1" r:id="rIdhzef8nflviw60sbrwrv43">
               <w:r>
                 <w:rPr>
                   <w:rFonts w:ascii="Arial" w:cs="Arial" w:eastAsia="Arial" w:hAnsi="Arial"/>
@@ -20486,7 +20486,7 @@
             <w:pPr>
               <w:spacing w:after="20" w:before="0"/>
             </w:pPr>
-            <w:hyperlink w:history="1" r:id="rIdpnklc-tbywgwly0uy47fl">
+            <w:hyperlink w:history="1" r:id="rIdous6pikf8xagdwiedf8ms">
               <w:r>
                 <w:rPr>
                   <w:rFonts w:ascii="Arial" w:cs="Arial" w:eastAsia="Arial" w:hAnsi="Arial"/>
@@ -20535,7 +20535,7 @@
               <w:spacing w:after="10" w:before="0"/>
               <w:ind w:left="120"/>
             </w:pPr>
-            <w:hyperlink w:history="1" r:id="rIdla5agojony8fhh4naeq3p">
+            <w:hyperlink w:history="1" r:id="rIdsvztzhw6p3i2g4m-3iz1f">
               <w:r>
                 <w:rPr>
                   <w:rFonts w:ascii="Arial" w:cs="Arial" w:eastAsia="Arial" w:hAnsi="Arial"/>
@@ -20580,7 +20580,7 @@
             <w:pPr>
               <w:spacing w:after="20" w:before="0"/>
             </w:pPr>
-            <w:hyperlink w:history="1" r:id="rIddub3phjummm4qdbpydmmd">
+            <w:hyperlink w:history="1" r:id="rIdj9lodbnr9sq0xkrfhan7f">
               <w:r>
                 <w:rPr>
                   <w:rFonts w:ascii="Arial" w:cs="Arial" w:eastAsia="Arial" w:hAnsi="Arial"/>
@@ -20629,7 +20629,7 @@
               <w:spacing w:after="10" w:before="0"/>
               <w:ind w:left="120"/>
             </w:pPr>
-            <w:hyperlink w:history="1" r:id="rIduylslnsqsdt9jr9aosymp">
+            <w:hyperlink w:history="1" r:id="rIdvyqh7n51jugek_l54hbl9">
               <w:r>
                 <w:rPr>
                   <w:rFonts w:ascii="Arial" w:cs="Arial" w:eastAsia="Arial" w:hAnsi="Arial"/>
@@ -21154,7 +21154,7 @@
         </w:rPr>
         <w:t xml:space="preserve">© 2026 SeaVuria and ARES. Aligned with KICD objectives. Developed by SeaVuria; technical implementation by ARES (with AI assistance from Claude). Licensed under </w:t>
       </w:r>
-      <w:hyperlink w:history="1" r:id="rIdd6cug-f6we5l7bg5izo-8">
+      <w:hyperlink w:history="1" r:id="rIdkp9lm0cxblgl4yiz3aeo9">
         <w:r>
           <w:rPr>
             <w:rFonts w:ascii="Arial" w:cs="Arial" w:eastAsia="Arial" w:hAnsi="Arial"/>
@@ -21175,7 +21175,7 @@
         </w:rPr>
         <w:t xml:space="preserve"> (</w:t>
       </w:r>
-      <w:hyperlink w:history="1" r:id="rIdwadbphxg_zsp-xpezpgfq">
+      <w:hyperlink w:history="1" r:id="rId-gquqbf1sn5qiep3o-gs6">
         <w:r>
           <w:rPr>
             <w:rFonts w:ascii="Arial" w:cs="Arial" w:eastAsia="Arial" w:hAnsi="Arial"/>
@@ -22215,7 +22215,7 @@
             <w:pPr>
               <w:spacing w:after="20" w:before="0"/>
             </w:pPr>
-            <w:hyperlink w:history="1" r:id="rIdc4yw0ztq0uoq5bjc18psy">
+            <w:hyperlink w:history="1" r:id="rIdjra9ywwfgaontzphcmtid">
               <w:r>
                 <w:rPr>
                   <w:rFonts w:ascii="Arial" w:cs="Arial" w:eastAsia="Arial" w:hAnsi="Arial"/>
@@ -22248,7 +22248,7 @@
               <w:spacing w:after="10" w:before="0"/>
               <w:ind w:left="120"/>
             </w:pPr>
-            <w:hyperlink w:history="1" r:id="rIdwql6gu8ljjyvuzsof5hl-">
+            <w:hyperlink w:history="1" r:id="rIdswvwzg9t38lby4_pfj2lw">
               <w:r>
                 <w:rPr>
                   <w:rFonts w:ascii="Arial" w:cs="Arial" w:eastAsia="Arial" w:hAnsi="Arial"/>
@@ -22293,7 +22293,7 @@
             <w:pPr>
               <w:spacing w:after="20" w:before="0"/>
             </w:pPr>
-            <w:hyperlink w:history="1" r:id="rIdsfbzlnxeyt5ohw6qbdlgc">
+            <w:hyperlink w:history="1" r:id="rIdllb7msmbnzoxpmvd_7esy">
               <w:r>
                 <w:rPr>
                   <w:rFonts w:ascii="Arial" w:cs="Arial" w:eastAsia="Arial" w:hAnsi="Arial"/>
@@ -22326,7 +22326,7 @@
               <w:spacing w:after="10" w:before="0"/>
               <w:ind w:left="120"/>
             </w:pPr>
-            <w:hyperlink w:history="1" r:id="rIdal4ijpwj6qkbkqudzap5n">
+            <w:hyperlink w:history="1" r:id="rIdfbfedvl-h_gnrxxaqmjh9">
               <w:r>
                 <w:rPr>
                   <w:rFonts w:ascii="Arial" w:cs="Arial" w:eastAsia="Arial" w:hAnsi="Arial"/>
@@ -22526,7 +22526,7 @@
             <w:pPr>
               <w:spacing w:after="20" w:before="0"/>
             </w:pPr>
-            <w:hyperlink w:history="1" r:id="rIdxo7gfmizyfqt2oiptqw5o">
+            <w:hyperlink w:history="1" r:id="rIdlxc-hlgz42tplessmxeku">
               <w:r>
                 <w:rPr>
                   <w:rFonts w:ascii="Arial" w:cs="Arial" w:eastAsia="Arial" w:hAnsi="Arial"/>
@@ -22559,7 +22559,7 @@
               <w:spacing w:after="10" w:before="0"/>
               <w:ind w:left="120"/>
             </w:pPr>
-            <w:hyperlink w:history="1" r:id="rIdudqia0rag3fotpjpmnzda">
+            <w:hyperlink w:history="1" r:id="rIdb0clm2-hyor0mpsi2smu_">
               <w:r>
                 <w:rPr>
                   <w:rFonts w:ascii="Arial" w:cs="Arial" w:eastAsia="Arial" w:hAnsi="Arial"/>
@@ -22604,7 +22604,7 @@
             <w:pPr>
               <w:spacing w:after="20" w:before="0"/>
             </w:pPr>
-            <w:hyperlink w:history="1" r:id="rIdc4srphltiaw7bpsa31kcc">
+            <w:hyperlink w:history="1" r:id="rIdszppovwychluidtspjuse">
               <w:r>
                 <w:rPr>
                   <w:rFonts w:ascii="Arial" w:cs="Arial" w:eastAsia="Arial" w:hAnsi="Arial"/>
@@ -22637,7 +22637,7 @@
               <w:spacing w:after="10" w:before="0"/>
               <w:ind w:left="120"/>
             </w:pPr>
-            <w:hyperlink w:history="1" r:id="rId_lvikxil2z5mpc6secyv6">
+            <w:hyperlink w:history="1" r:id="rIdzwyroophq5lofxt9yl6bs">
               <w:r>
                 <w:rPr>
                   <w:rFonts w:ascii="Arial" w:cs="Arial" w:eastAsia="Arial" w:hAnsi="Arial"/>
@@ -22837,7 +22837,7 @@
             <w:pPr>
               <w:spacing w:after="20" w:before="0"/>
             </w:pPr>
-            <w:hyperlink w:history="1" r:id="rIdn1sattyojcrp6l3lodcjj">
+            <w:hyperlink w:history="1" r:id="rIdhhw0pkwnwc6jafgbhfewy">
               <w:r>
                 <w:rPr>
                   <w:rFonts w:ascii="Arial" w:cs="Arial" w:eastAsia="Arial" w:hAnsi="Arial"/>
@@ -22870,7 +22870,7 @@
               <w:spacing w:after="10" w:before="0"/>
               <w:ind w:left="120"/>
             </w:pPr>
-            <w:hyperlink w:history="1" r:id="rIddykn0uj1v-kzt12oyoq2y">
+            <w:hyperlink w:history="1" r:id="rIdn7yqtsjy1actlshmu27we">
               <w:r>
                 <w:rPr>
                   <w:rFonts w:ascii="Arial" w:cs="Arial" w:eastAsia="Arial" w:hAnsi="Arial"/>
@@ -22915,7 +22915,7 @@
             <w:pPr>
               <w:spacing w:after="20" w:before="0"/>
             </w:pPr>
-            <w:hyperlink w:history="1" r:id="rIdctu39l6t8g851x7kswzki">
+            <w:hyperlink w:history="1" r:id="rId_ehvco01abbm8qmfsblug">
               <w:r>
                 <w:rPr>
                   <w:rFonts w:ascii="Arial" w:cs="Arial" w:eastAsia="Arial" w:hAnsi="Arial"/>
@@ -22948,7 +22948,7 @@
               <w:spacing w:after="10" w:before="0"/>
               <w:ind w:left="120"/>
             </w:pPr>
-            <w:hyperlink w:history="1" r:id="rIdt40bnzkhdcnip82bxvv2b">
+            <w:hyperlink w:history="1" r:id="rIdvd-a64nykntxhbjie-mda">
               <w:r>
                 <w:rPr>
                   <w:rFonts w:ascii="Arial" w:cs="Arial" w:eastAsia="Arial" w:hAnsi="Arial"/>
@@ -23148,7 +23148,7 @@
             <w:pPr>
               <w:spacing w:after="20" w:before="0"/>
             </w:pPr>
-            <w:hyperlink w:history="1" r:id="rIdupnnjw2kw-wruj5sugyhe">
+            <w:hyperlink w:history="1" r:id="rId3fzwwfiszzhszcvgc1hmk">
               <w:r>
                 <w:rPr>
                   <w:rFonts w:ascii="Arial" w:cs="Arial" w:eastAsia="Arial" w:hAnsi="Arial"/>
@@ -23181,7 +23181,7 @@
               <w:spacing w:after="10" w:before="0"/>
               <w:ind w:left="120"/>
             </w:pPr>
-            <w:hyperlink w:history="1" r:id="rIdldpb-dq6ir9vl0g-5mvzr">
+            <w:hyperlink w:history="1" r:id="rIdum3olypqfikj2ryoe3uwq">
               <w:r>
                 <w:rPr>
                   <w:rFonts w:ascii="Arial" w:cs="Arial" w:eastAsia="Arial" w:hAnsi="Arial"/>
@@ -23226,7 +23226,7 @@
             <w:pPr>
               <w:spacing w:after="20" w:before="0"/>
             </w:pPr>
-            <w:hyperlink w:history="1" r:id="rId2ls01rdjbx97mr4by9xm0">
+            <w:hyperlink w:history="1" r:id="rId0nx1s-atlk9johyzjikkt">
               <w:r>
                 <w:rPr>
                   <w:rFonts w:ascii="Arial" w:cs="Arial" w:eastAsia="Arial" w:hAnsi="Arial"/>
@@ -23259,7 +23259,7 @@
               <w:spacing w:after="10" w:before="0"/>
               <w:ind w:left="120"/>
             </w:pPr>
-            <w:hyperlink w:history="1" r:id="rIdbydzmrdvl1uouwoamwzha">
+            <w:hyperlink w:history="1" r:id="rIdc3nwwtnjkonazofihzdu8">
               <w:r>
                 <w:rPr>
                   <w:rFonts w:ascii="Arial" w:cs="Arial" w:eastAsia="Arial" w:hAnsi="Arial"/>
@@ -23459,7 +23459,7 @@
             <w:pPr>
               <w:spacing w:after="20" w:before="0"/>
             </w:pPr>
-            <w:hyperlink w:history="1" r:id="rIdgkdva64t4b4qd4dffswt3">
+            <w:hyperlink w:history="1" r:id="rIdga-x4azztdlwznmeg9flt">
               <w:r>
                 <w:rPr>
                   <w:rFonts w:ascii="Arial" w:cs="Arial" w:eastAsia="Arial" w:hAnsi="Arial"/>
@@ -23508,7 +23508,7 @@
               <w:spacing w:after="10" w:before="0"/>
               <w:ind w:left="120"/>
             </w:pPr>
-            <w:hyperlink w:history="1" r:id="rId-myquk1ss7c0rqhp-dfie">
+            <w:hyperlink w:history="1" r:id="rId3xjiy9aa-7qi3b8ldhku4">
               <w:r>
                 <w:rPr>
                   <w:rFonts w:ascii="Arial" w:cs="Arial" w:eastAsia="Arial" w:hAnsi="Arial"/>
@@ -23553,7 +23553,7 @@
             <w:pPr>
               <w:spacing w:after="20" w:before="0"/>
             </w:pPr>
-            <w:hyperlink w:history="1" r:id="rIdpydse0jkrxz052ghxpwf-">
+            <w:hyperlink w:history="1" r:id="rIdgobh0kgxb0wtcz_uoa4dc">
               <w:r>
                 <w:rPr>
                   <w:rFonts w:ascii="Arial" w:cs="Arial" w:eastAsia="Arial" w:hAnsi="Arial"/>
@@ -23602,7 +23602,7 @@
               <w:spacing w:after="10" w:before="0"/>
               <w:ind w:left="120"/>
             </w:pPr>
-            <w:hyperlink w:history="1" r:id="rIduisyjgyuss_klqvrlw-he">
+            <w:hyperlink w:history="1" r:id="rId2ojsoalyzufbenebgwuea">
               <w:r>
                 <w:rPr>
                   <w:rFonts w:ascii="Arial" w:cs="Arial" w:eastAsia="Arial" w:hAnsi="Arial"/>
@@ -24127,7 +24127,7 @@
         </w:rPr>
         <w:t xml:space="preserve">© 2026 SeaVuria and ARES. Aligned with KICD objectives. Developed by SeaVuria; technical implementation by ARES (with AI assistance from Claude). Licensed under </w:t>
       </w:r>
-      <w:hyperlink w:history="1" r:id="rIddxc0rjwdcq350c_sbghc0">
+      <w:hyperlink w:history="1" r:id="rId0wxaen-fo070risbxrucc">
         <w:r>
           <w:rPr>
             <w:rFonts w:ascii="Arial" w:cs="Arial" w:eastAsia="Arial" w:hAnsi="Arial"/>
@@ -24148,7 +24148,7 @@
         </w:rPr>
         <w:t xml:space="preserve"> (</w:t>
       </w:r>
-      <w:hyperlink w:history="1" r:id="rIdb92mpph1lhxjohxxmqzzv">
+      <w:hyperlink w:history="1" r:id="rIdfhk6yuth5j2fnpkefzhuz">
         <w:r>
           <w:rPr>
             <w:rFonts w:ascii="Arial" w:cs="Arial" w:eastAsia="Arial" w:hAnsi="Arial"/>
@@ -25408,7 +25408,7 @@
             <w:pPr>
               <w:spacing w:after="20" w:before="0"/>
             </w:pPr>
-            <w:hyperlink w:history="1" r:id="rId8suhnwhjw08eooj0hpdyu">
+            <w:hyperlink w:history="1" r:id="rIdj9ecc2z11azhplg-54egt">
               <w:r>
                 <w:rPr>
                   <w:rFonts w:ascii="Arial" w:cs="Arial" w:eastAsia="Arial" w:hAnsi="Arial"/>
@@ -25441,7 +25441,7 @@
               <w:spacing w:after="10" w:before="0"/>
               <w:ind w:left="120"/>
             </w:pPr>
-            <w:hyperlink w:history="1" r:id="rIdaitendiizsgsiobxd7azy">
+            <w:hyperlink w:history="1" r:id="rId_rogugu4dd6mgvzclvygk">
               <w:r>
                 <w:rPr>
                   <w:rFonts w:ascii="Arial" w:cs="Arial" w:eastAsia="Arial" w:hAnsi="Arial"/>
@@ -25486,7 +25486,7 @@
             <w:pPr>
               <w:spacing w:after="20" w:before="0"/>
             </w:pPr>
-            <w:hyperlink w:history="1" r:id="rIduc4mpioppq4n_6e3xbwpb">
+            <w:hyperlink w:history="1" r:id="rIdcs_klbqh0nenzuxgeln_d">
               <w:r>
                 <w:rPr>
                   <w:rFonts w:ascii="Arial" w:cs="Arial" w:eastAsia="Arial" w:hAnsi="Arial"/>
@@ -25519,7 +25519,7 @@
               <w:spacing w:after="10" w:before="0"/>
               <w:ind w:left="120"/>
             </w:pPr>
-            <w:hyperlink w:history="1" r:id="rIdu_u5quz1mrpbr-thdia8g">
+            <w:hyperlink w:history="1" r:id="rIdcrxegpbfcx2mt0jhnd9ch">
               <w:r>
                 <w:rPr>
                   <w:rFonts w:ascii="Arial" w:cs="Arial" w:eastAsia="Arial" w:hAnsi="Arial"/>
@@ -25719,7 +25719,7 @@
             <w:pPr>
               <w:spacing w:after="20" w:before="0"/>
             </w:pPr>
-            <w:hyperlink w:history="1" r:id="rIdl_bjq2kxbxf3lrvy-qhgo">
+            <w:hyperlink w:history="1" r:id="rIdkh2mf5_5viiqj2loqfi5a">
               <w:r>
                 <w:rPr>
                   <w:rFonts w:ascii="Arial" w:cs="Arial" w:eastAsia="Arial" w:hAnsi="Arial"/>
@@ -25752,7 +25752,7 @@
               <w:spacing w:after="10" w:before="0"/>
               <w:ind w:left="120"/>
             </w:pPr>
-            <w:hyperlink w:history="1" r:id="rIdgzbzmrtomvwundqegq_fn">
+            <w:hyperlink w:history="1" r:id="rIdoqgv5e-cv2oaigt5srsqo">
               <w:r>
                 <w:rPr>
                   <w:rFonts w:ascii="Arial" w:cs="Arial" w:eastAsia="Arial" w:hAnsi="Arial"/>
@@ -25797,7 +25797,7 @@
             <w:pPr>
               <w:spacing w:after="20" w:before="0"/>
             </w:pPr>
-            <w:hyperlink w:history="1" r:id="rId7c7c98ubxzb4tkuo9negj">
+            <w:hyperlink w:history="1" r:id="rIdo-yr9cvot6c7wh9qsevna">
               <w:r>
                 <w:rPr>
                   <w:rFonts w:ascii="Arial" w:cs="Arial" w:eastAsia="Arial" w:hAnsi="Arial"/>
@@ -25830,7 +25830,7 @@
               <w:spacing w:after="10" w:before="0"/>
               <w:ind w:left="120"/>
             </w:pPr>
-            <w:hyperlink w:history="1" r:id="rIdma53szbosgw5slr5iitcy">
+            <w:hyperlink w:history="1" r:id="rIdltvaetpd8gsgefgkrqvzq">
               <w:r>
                 <w:rPr>
                   <w:rFonts w:ascii="Arial" w:cs="Arial" w:eastAsia="Arial" w:hAnsi="Arial"/>
@@ -26030,7 +26030,7 @@
             <w:pPr>
               <w:spacing w:after="20" w:before="0"/>
             </w:pPr>
-            <w:hyperlink w:history="1" r:id="rIdyloyvntzkvl4wmd7fm6b8">
+            <w:hyperlink w:history="1" r:id="rIdeo5v39uettpfcwr2n1bnf">
               <w:r>
                 <w:rPr>
                   <w:rFonts w:ascii="Arial" w:cs="Arial" w:eastAsia="Arial" w:hAnsi="Arial"/>
@@ -26079,7 +26079,7 @@
               <w:spacing w:after="10" w:before="0"/>
               <w:ind w:left="120"/>
             </w:pPr>
-            <w:hyperlink w:history="1" r:id="rIdnmbwlzzentgix6x28psdi">
+            <w:hyperlink w:history="1" r:id="rIdlwttz-ekhtpoprhf-az3p">
               <w:r>
                 <w:rPr>
                   <w:rFonts w:ascii="Arial" w:cs="Arial" w:eastAsia="Arial" w:hAnsi="Arial"/>
@@ -26124,7 +26124,7 @@
             <w:pPr>
               <w:spacing w:after="20" w:before="0"/>
             </w:pPr>
-            <w:hyperlink w:history="1" r:id="rIdg7cqnh6zxzogbctqdnxci">
+            <w:hyperlink w:history="1" r:id="rIdhcpnmv_asnx8mveajhz1n">
               <w:r>
                 <w:rPr>
                   <w:rFonts w:ascii="Arial" w:cs="Arial" w:eastAsia="Arial" w:hAnsi="Arial"/>
@@ -26173,7 +26173,7 @@
               <w:spacing w:after="10" w:before="0"/>
               <w:ind w:left="120"/>
             </w:pPr>
-            <w:hyperlink w:history="1" r:id="rIdots6lwslpcmlwtz0knxk_">
+            <w:hyperlink w:history="1" r:id="rIdjbsyocyk7n3cb3kwtgtwl">
               <w:r>
                 <w:rPr>
                   <w:rFonts w:ascii="Arial" w:cs="Arial" w:eastAsia="Arial" w:hAnsi="Arial"/>
@@ -26373,7 +26373,7 @@
             <w:pPr>
               <w:spacing w:after="20" w:before="0"/>
             </w:pPr>
-            <w:hyperlink w:history="1" r:id="rId2fezajifs9a6ajdlrpcfb">
+            <w:hyperlink w:history="1" r:id="rIdmbxue9x9qieq3ov_hcq7i">
               <w:r>
                 <w:rPr>
                   <w:rFonts w:ascii="Arial" w:cs="Arial" w:eastAsia="Arial" w:hAnsi="Arial"/>
@@ -26422,7 +26422,7 @@
               <w:spacing w:after="10" w:before="0"/>
               <w:ind w:left="120"/>
             </w:pPr>
-            <w:hyperlink w:history="1" r:id="rIdkvcihqzb_gwb_jdtqfrcm">
+            <w:hyperlink w:history="1" r:id="rIdrrqucgfbzi1pzmnjo_nkr">
               <w:r>
                 <w:rPr>
                   <w:rFonts w:ascii="Arial" w:cs="Arial" w:eastAsia="Arial" w:hAnsi="Arial"/>
@@ -26467,7 +26467,7 @@
             <w:pPr>
               <w:spacing w:after="20" w:before="0"/>
             </w:pPr>
-            <w:hyperlink w:history="1" r:id="rIdfmiqpem7moo17dujrdayi">
+            <w:hyperlink w:history="1" r:id="rIdhd67wkdbxk7d4ybnj-g4p">
               <w:r>
                 <w:rPr>
                   <w:rFonts w:ascii="Arial" w:cs="Arial" w:eastAsia="Arial" w:hAnsi="Arial"/>
@@ -26516,7 +26516,7 @@
               <w:spacing w:after="10" w:before="0"/>
               <w:ind w:left="120"/>
             </w:pPr>
-            <w:hyperlink w:history="1" r:id="rIdjvouip_cqe8jt6g9alye_">
+            <w:hyperlink w:history="1" r:id="rIdikhkq1rqp0wllwcaldt03">
               <w:r>
                 <w:rPr>
                   <w:rFonts w:ascii="Arial" w:cs="Arial" w:eastAsia="Arial" w:hAnsi="Arial"/>
@@ -26716,7 +26716,7 @@
             <w:pPr>
               <w:spacing w:after="20" w:before="0"/>
             </w:pPr>
-            <w:hyperlink w:history="1" r:id="rIdcubbdoq6szlat_8hv7b9r">
+            <w:hyperlink w:history="1" r:id="rIdxu9th5luozythmuqr5-vr">
               <w:r>
                 <w:rPr>
                   <w:rFonts w:ascii="Arial" w:cs="Arial" w:eastAsia="Arial" w:hAnsi="Arial"/>
@@ -26749,7 +26749,7 @@
               <w:spacing w:after="10" w:before="0"/>
               <w:ind w:left="120"/>
             </w:pPr>
-            <w:hyperlink w:history="1" r:id="rId-shpgtvjymzcgrjtrnmz4">
+            <w:hyperlink w:history="1" r:id="rId9gorhbklojlgeukhxcfsg">
               <w:r>
                 <w:rPr>
                   <w:rFonts w:ascii="Arial" w:cs="Arial" w:eastAsia="Arial" w:hAnsi="Arial"/>
@@ -26794,7 +26794,7 @@
             <w:pPr>
               <w:spacing w:after="20" w:before="0"/>
             </w:pPr>
-            <w:hyperlink w:history="1" r:id="rIdlnaa5_-p0lg9brnxwcmxe">
+            <w:hyperlink w:history="1" r:id="rIdb05ukcgjlu2qfmqo5zxab">
               <w:r>
                 <w:rPr>
                   <w:rFonts w:ascii="Arial" w:cs="Arial" w:eastAsia="Arial" w:hAnsi="Arial"/>
@@ -26827,7 +26827,7 @@
               <w:spacing w:after="10" w:before="0"/>
               <w:ind w:left="120"/>
             </w:pPr>
-            <w:hyperlink w:history="1" r:id="rIdmneuy5d0tltl6jifvkelh">
+            <w:hyperlink w:history="1" r:id="rIdoc2uelfu7149f6no9ghum">
               <w:r>
                 <w:rPr>
                   <w:rFonts w:ascii="Arial" w:cs="Arial" w:eastAsia="Arial" w:hAnsi="Arial"/>
@@ -27512,7 +27512,7 @@
         </w:rPr>
         <w:t xml:space="preserve">© 2026 SeaVuria and ARES. Aligned with KICD objectives. Developed by SeaVuria; technical implementation by ARES (with AI assistance from Claude). Licensed under </w:t>
       </w:r>
-      <w:hyperlink w:history="1" r:id="rIdulf-jlfpljee4dsdrjitn">
+      <w:hyperlink w:history="1" r:id="rIdxw9mhppvokjzahu4qmsep">
         <w:r>
           <w:rPr>
             <w:rFonts w:ascii="Arial" w:cs="Arial" w:eastAsia="Arial" w:hAnsi="Arial"/>
@@ -27533,7 +27533,7 @@
         </w:rPr>
         <w:t xml:space="preserve"> (</w:t>
       </w:r>
-      <w:hyperlink w:history="1" r:id="rIdyascnoeciehjq3xxkfflc">
+      <w:hyperlink w:history="1" r:id="rIdvmojmsma8ludpzj606ttk">
         <w:r>
           <w:rPr>
             <w:rFonts w:ascii="Arial" w:cs="Arial" w:eastAsia="Arial" w:hAnsi="Arial"/>
